--- a/materialien/Welt5_Netz/5_Loesungen/KR_W5_Akte1_Fingerabdruecke_LSG.docx
+++ b/materialien/Welt5_Netz/5_Loesungen/KR_W5_Akte1_Fingerabdruecke_LSG.docx
@@ -773,7 +773,7 @@
               <w:rPr>
                 <w:rFonts w:ascii="Georgia" w:hAnsi="Georgia" w:cs="Georgia" w:eastAsia="Georgia"/>
                 <w:b/>
-                <w:color w:val="0E7C86"/>
+                <w:color w:val="14213D"/>
                 <w:spacing w:val="16"/>
                 <w:sz w:val="21"/>
               </w:rPr>
@@ -1568,7 +1568,7 @@
               <w:rPr>
                 <w:rFonts w:ascii="Georgia" w:hAnsi="Georgia" w:cs="Georgia" w:eastAsia="Georgia"/>
                 <w:b/>
-                <w:color w:val="0E7C86"/>
+                <w:color w:val="14213D"/>
                 <w:spacing w:val="16"/>
                 <w:sz w:val="21"/>
               </w:rPr>
@@ -2660,7 +2660,7 @@
               <w:rPr>
                 <w:rFonts w:ascii="Georgia" w:hAnsi="Georgia" w:cs="Georgia" w:eastAsia="Georgia"/>
                 <w:b/>
-                <w:color w:val="0E7C86"/>
+                <w:color w:val="14213D"/>
                 <w:spacing w:val="16"/>
                 <w:sz w:val="21"/>
               </w:rPr>
@@ -2678,7 +2678,7 @@
             <w:r>
               <w:rPr>
                 <w:rFonts w:ascii="Calibri" w:hAnsi="Calibri" w:cs="Calibri" w:eastAsia="Calibri"/>
-                <w:color w:val="0E7C86"/>
+                <w:color w:val="14213D"/>
                 <w:sz w:val="22"/>
               </w:rPr>
               <w:t>•</w:t>
@@ -2756,7 +2756,7 @@
             <w:r>
               <w:rPr>
                 <w:rFonts w:ascii="Calibri" w:hAnsi="Calibri" w:cs="Calibri" w:eastAsia="Calibri"/>
-                <w:color w:val="0E7C86"/>
+                <w:color w:val="14213D"/>
                 <w:sz w:val="22"/>
               </w:rPr>
               <w:t>•</w:t>
@@ -3444,7 +3444,7 @@
               <w:rPr>
                 <w:rFonts w:ascii="Georgia" w:hAnsi="Georgia" w:cs="Georgia" w:eastAsia="Georgia"/>
                 <w:b/>
-                <w:color w:val="0E7C86"/>
+                <w:color w:val="14213D"/>
                 <w:spacing w:val="16"/>
                 <w:sz w:val="21"/>
               </w:rPr>
@@ -3462,7 +3462,7 @@
             <w:r>
               <w:rPr>
                 <w:rFonts w:ascii="Calibri" w:hAnsi="Calibri" w:cs="Calibri" w:eastAsia="Calibri"/>
-                <w:color w:val="0E7C86"/>
+                <w:color w:val="14213D"/>
                 <w:sz w:val="22"/>
               </w:rPr>
               <w:t>•</w:t>
@@ -3541,7 +3541,7 @@
             <w:r>
               <w:rPr>
                 <w:rFonts w:ascii="Calibri" w:hAnsi="Calibri" w:cs="Calibri" w:eastAsia="Calibri"/>
-                <w:color w:val="0E7C86"/>
+                <w:color w:val="14213D"/>
                 <w:sz w:val="22"/>
               </w:rPr>
               <w:t>•</w:t>
@@ -3642,7 +3642,7 @@
             <w:r>
               <w:rPr>
                 <w:rFonts w:ascii="Calibri" w:hAnsi="Calibri" w:cs="Calibri" w:eastAsia="Calibri"/>
-                <w:color w:val="0E7C86"/>
+                <w:color w:val="14213D"/>
                 <w:sz w:val="22"/>
               </w:rPr>
               <w:t>•</w:t>
@@ -3844,7 +3844,7 @@
             <w:r>
               <w:rPr>
                 <w:rFonts w:ascii="Calibri" w:hAnsi="Calibri" w:cs="Calibri" w:eastAsia="Calibri"/>
-                <w:color w:val="B07D2B"/>
+                <w:color w:val="8A5F1A"/>
                 <w:sz w:val="20"/>
               </w:rPr>
               <w:t xml:space="preserve">  ★</w:t>
@@ -5409,7 +5409,7 @@
             <w:r>
               <w:rPr>
                 <w:rFonts w:ascii="Calibri" w:hAnsi="Calibri" w:cs="Calibri" w:eastAsia="Calibri"/>
-                <w:color w:val="B07D2B"/>
+                <w:color w:val="8A5F1A"/>
                 <w:sz w:val="20"/>
               </w:rPr>
               <w:t xml:space="preserve">  ★★</w:t>
@@ -7281,7 +7281,7 @@
             <w:r>
               <w:rPr>
                 <w:rFonts w:ascii="Calibri" w:hAnsi="Calibri" w:cs="Calibri" w:eastAsia="Calibri"/>
-                <w:color w:val="B07D2B"/>
+                <w:color w:val="8A5F1A"/>
                 <w:sz w:val="20"/>
               </w:rPr>
               <w:t xml:space="preserve">  ★★</w:t>
@@ -7733,7 +7733,7 @@
             <w:r>
               <w:rPr>
                 <w:rFonts w:ascii="Calibri" w:hAnsi="Calibri" w:cs="Calibri" w:eastAsia="Calibri"/>
-                <w:color w:val="B07D2B"/>
+                <w:color w:val="8A5F1A"/>
                 <w:sz w:val="20"/>
               </w:rPr>
               <w:t xml:space="preserve">  ★★★</w:t>
@@ -9401,7 +9401,7 @@
             <w:r>
               <w:rPr>
                 <w:rFonts w:ascii="Calibri" w:hAnsi="Calibri" w:cs="Calibri" w:eastAsia="Calibri"/>
-                <w:color w:val="B07D2B"/>
+                <w:color w:val="8A5F1A"/>
                 <w:sz w:val="20"/>
               </w:rPr>
               <w:t xml:space="preserve">  ★★</w:t>
@@ -9829,7 +9829,7 @@
                       <w:rFonts w:ascii="Consolas" w:hAnsi="Consolas" w:cs="Consolas" w:eastAsia="Consolas"/>
                       <w:b/>
                       <w:i w:val="0"/>
-                      <w:color w:val="1F4E8C"/>
+                      <w:color w:val="14213D"/>
                       <w:sz w:val="19"/>
                     </w:rPr>
                     <w:t>rabe</w:t>
@@ -9990,7 +9990,7 @@
                       <w:rFonts w:ascii="Consolas" w:hAnsi="Consolas" w:cs="Consolas" w:eastAsia="Consolas"/>
                       <w:b/>
                       <w:i w:val="0"/>
-                      <w:color w:val="1F4E8C"/>
+                      <w:color w:val="14213D"/>
                       <w:sz w:val="19"/>
                     </w:rPr>
                     <w:t>bear</w:t>
@@ -10373,7 +10373,7 @@
             <w:r>
               <w:rPr>
                 <w:rFonts w:ascii="Calibri" w:hAnsi="Calibri" w:cs="Calibri" w:eastAsia="Calibri"/>
-                <w:color w:val="B07D2B"/>
+                <w:color w:val="8A5F1A"/>
                 <w:sz w:val="20"/>
               </w:rPr>
               <w:t xml:space="preserve">  ★★</w:t>
@@ -13009,7 +13009,7 @@
             <w:r>
               <w:rPr>
                 <w:rFonts w:ascii="Calibri" w:hAnsi="Calibri" w:cs="Calibri" w:eastAsia="Calibri"/>
-                <w:color w:val="B07D2B"/>
+                <w:color w:val="8A5F1A"/>
                 <w:sz w:val="20"/>
               </w:rPr>
               <w:t xml:space="preserve">  ★</w:t>
@@ -13924,7 +13924,7 @@
               <w:rPr>
                 <w:rFonts w:ascii="Georgia" w:hAnsi="Georgia" w:cs="Georgia" w:eastAsia="Georgia"/>
                 <w:b/>
-                <w:color w:val="0E7C86"/>
+                <w:color w:val="14213D"/>
                 <w:spacing w:val="16"/>
                 <w:sz w:val="21"/>
               </w:rPr>
